--- a/docs/文档索引/README.docx
+++ b/docs/文档索引/README.docx
@@ -18,6 +18,7 @@
     <w:p>
       <w:pPr>
         <w:pStyle w:val="Heading1"/>
+        <w:keepNext/>
       </w:pPr>
       <w:r>
         <w:t>导航目录</w:t>
@@ -102,6 +103,7 @@
       <w:bookmarkStart w:id="550301" w:name="h0001"/>
       <w:pPr>
         <w:pStyle w:val="Heading1"/>
+        <w:keepNext/>
       </w:pPr>
       <w:r>
         <w:t>Shiroha Quiz 文档索引</w:t>
@@ -117,6 +119,7 @@
       <w:bookmarkStart w:id="386120" w:name="h0002"/>
       <w:pPr>
         <w:pStyle w:val="Heading2"/>
+        <w:keepNext/>
       </w:pPr>
       <w:r>
         <w:t>用户文档</w:t>
@@ -179,6 +182,7 @@
       <w:bookmarkStart w:id="19996" w:name="h0003"/>
       <w:pPr>
         <w:pStyle w:val="Heading2"/>
+        <w:keepNext/>
       </w:pPr>
       <w:r>
         <w:t>原生 Android</w:t>
@@ -237,6 +241,7 @@
       <w:bookmarkStart w:id="800463" w:name="h0004"/>
       <w:pPr>
         <w:pStyle w:val="Heading2"/>
+        <w:keepNext/>
       </w:pPr>
       <w:r>
         <w:t>工程与发布</w:t>
@@ -263,6 +268,7 @@
       <w:bookmarkStart w:id="221716" w:name="h0005"/>
       <w:pPr>
         <w:pStyle w:val="Heading2"/>
+        <w:keepNext/>
       </w:pPr>
       <w:r>
         <w:t>当前计划</w:t>
@@ -281,6 +287,7 @@
       <w:bookmarkStart w:id="853748" w:name="h0006"/>
       <w:pPr>
         <w:pStyle w:val="Heading2"/>
+        <w:keepNext/>
       </w:pPr>
       <w:r>
         <w:t>归档文档</w:t>
@@ -322,6 +329,7 @@
     <w:p>
       <w:pPr>
         <w:pStyle w:val="Heading2"/>
+        <w:keepNext/>
       </w:pPr>
       <w:r>
         <w:t>2026-07-07 文档索引更新</w:t>
